--- a/public/forms/刑事/拘留证.docx
+++ b/public/forms/刑事/拘留证.docx
@@ -3,30 +3,11 @@
 <w:document xmlns:wpc="http://schemas.microsoft.com/office/word/2010/wordprocessingCanvas" xmlns:mo="http://schemas.microsoft.com/office/mac/office/2008/main" xmlns:mc="http://schemas.openxmlformats.org/markup-compatibility/2006" xmlns:mv="urn:schemas-microsoft-com:mac:vml" xmlns:o="urn:schemas-microsoft-com:office:office" xmlns:r="http://schemas.openxmlformats.org/officeDocument/2006/relationships" xmlns:m="http://schemas.openxmlformats.org/officeDocument/2006/math" xmlns:v="urn:schemas-microsoft-com:vml" xmlns:wp14="http://schemas.microsoft.com/office/word/2010/wordprocessingDrawing" xmlns:wp="http://schemas.openxmlformats.org/drawingml/2006/wordprocessingDrawing" xmlns:w10="urn:schemas-microsoft-com:office:word" xmlns:w="http://schemas.openxmlformats.org/wordprocessingml/2006/main" xmlns:w14="http://schemas.microsoft.com/office/word/2010/wordml" xmlns:wpg="http://schemas.microsoft.com/office/word/2010/wordprocessingGroup" xmlns:wpi="http://schemas.microsoft.com/office/word/2010/wordprocessingInk" xmlns:wne="http://schemas.microsoft.com/office/word/2006/wordml" xmlns:wps="http://schemas.microsoft.com/office/word/2010/wordprocessingShape" mc:Ignorable="w14 wp14">
   <w:body>
     <w:p>
-      <w:pPr>
-        <w:jc w:val="center"/>
-      </w:pPr>
       <w:r>
         <w:rPr>
           <w:rFonts w:ascii="宋体" w:hAnsi="宋体" w:eastAsia="宋体"/>
-          <w:b w:val="0"/>
-          <w:sz w:val="20"/>
         </w:rPr>
         <w:t>（此处印制公安机关名称）</w:t>
-      </w:r>
-    </w:p>
-    <w:p>
-      <w:pPr>
-        <w:spacing w:after="120"/>
-        <w:jc w:val="center"/>
-      </w:pPr>
-      <w:r>
-        <w:rPr>
-          <w:rFonts w:ascii="宋体" w:hAnsi="宋体" w:eastAsia="宋体"/>
-          <w:b/>
-          <w:sz w:val="32"/>
-        </w:rPr>
-        <w:t>拘 留 证</w:t>
       </w:r>
     </w:p>
     <w:p>
@@ -36,19 +17,24 @@
       <w:r>
         <w:rPr>
           <w:rFonts w:ascii="宋体" w:hAnsi="宋体" w:eastAsia="宋体"/>
-          <w:b w:val="0"/>
-          <w:sz w:val="20"/>
+          <w:b/>
+          <w:sz w:val="32"/>
+        </w:rPr>
+        <w:t>拘留证</w:t>
+      </w:r>
+    </w:p>
+    <w:p>
+      <w:r>
+        <w:rPr>
+          <w:rFonts w:ascii="宋体" w:hAnsi="宋体" w:eastAsia="宋体"/>
         </w:rPr>
         <w:t>×公（    ）拘字〔    〕    号</w:t>
       </w:r>
     </w:p>
-    <w:p/>
     <w:p>
       <w:r>
         <w:rPr>
           <w:rFonts w:ascii="宋体" w:hAnsi="宋体" w:eastAsia="宋体"/>
-          <w:b w:val="0"/>
-          <w:sz w:val="22"/>
         </w:rPr>
         <w:t>根据《中华人民共和国刑事诉讼法》第八十二条之规定，兹决定对</w:t>
       </w:r>
@@ -57,8 +43,6 @@
       <w:r>
         <w:rPr>
           <w:rFonts w:ascii="宋体" w:hAnsi="宋体" w:eastAsia="宋体"/>
-          <w:b w:val="0"/>
-          <w:sz w:val="22"/>
         </w:rPr>
         <w:t>犯罪嫌疑人（性别    ，出生日期        ，住址                ）</w:t>
       </w:r>
@@ -67,19 +51,14 @@
       <w:r>
         <w:rPr>
           <w:rFonts w:ascii="宋体" w:hAnsi="宋体" w:eastAsia="宋体"/>
-          <w:b w:val="0"/>
-          <w:sz w:val="22"/>
         </w:rPr>
         <w:t>执行拘留。</w:t>
       </w:r>
     </w:p>
-    <w:p/>
     <w:p>
       <w:r>
         <w:rPr>
           <w:rFonts w:ascii="宋体" w:hAnsi="宋体" w:eastAsia="宋体"/>
-          <w:b w:val="0"/>
-          <w:sz w:val="22"/>
         </w:rPr>
         <w:t>（公安局印）</w:t>
       </w:r>
@@ -88,8 +67,6 @@
       <w:r>
         <w:rPr>
           <w:rFonts w:ascii="宋体" w:hAnsi="宋体" w:eastAsia="宋体"/>
-          <w:b w:val="0"/>
-          <w:sz w:val="22"/>
         </w:rPr>
         <w:t>年    月    日</w:t>
       </w:r>
@@ -467,6 +444,10 @@
     <w:name w:val="Normal"/>
     <w:qFormat/>
     <w:rsid w:val="00FC693F"/>
+    <w:rPr>
+      <w:rFonts w:ascii="宋体" w:hAnsi="宋体"/>
+      <w:sz w:val="22"/>
+    </w:rPr>
   </w:style>
   <w:style w:type="paragraph" w:styleId="Header">
     <w:name w:val="header"/>
